--- a/docs/prd-docx-v2/服务商端App/订单管理.docx
+++ b/docs/prd-docx-v2/服务商端App/订单管理.docx
@@ -1484,7 +1484,7 @@
                 <w:rFonts w:ascii="宋体" w:hAnsi="宋体" w:eastAsia="宋体"/>
                 <w:sz w:val="21"/>
               </w:rPr>
-              <w:t>`mock-data.js` / `mobile-app.js`</w:t>
+              <w:t>`原型数据` / `mobile-app.js`</w:t>
             </w:r>
           </w:p>
         </w:tc>
@@ -1528,7 +1528,7 @@
                 <w:rFonts w:ascii="宋体" w:hAnsi="宋体" w:eastAsia="宋体"/>
                 <w:sz w:val="21"/>
               </w:rPr>
-              <w:t>`mock-data.js` / `mobile-app.js`</w:t>
+              <w:t>`原型数据` / `mobile-app.js`</w:t>
             </w:r>
           </w:p>
         </w:tc>
@@ -1572,7 +1572,7 @@
                 <w:rFonts w:ascii="宋体" w:hAnsi="宋体" w:eastAsia="宋体"/>
                 <w:sz w:val="21"/>
               </w:rPr>
-              <w:t>`mock-data.js` / `mobile-app.js`</w:t>
+              <w:t>`原型数据` / `mobile-app.js`</w:t>
             </w:r>
           </w:p>
         </w:tc>
@@ -1616,7 +1616,7 @@
                 <w:rFonts w:ascii="宋体" w:hAnsi="宋体" w:eastAsia="宋体"/>
                 <w:sz w:val="21"/>
               </w:rPr>
-              <w:t>`mock-data.js` / `mobile-app.js`</w:t>
+              <w:t>`原型数据` / `mobile-app.js`</w:t>
             </w:r>
           </w:p>
         </w:tc>
@@ -1660,7 +1660,7 @@
                 <w:rFonts w:ascii="宋体" w:hAnsi="宋体" w:eastAsia="宋体"/>
                 <w:sz w:val="21"/>
               </w:rPr>
-              <w:t>`mock-data.js` / `mobile-app.js`</w:t>
+              <w:t>`原型数据` / `mobile-app.js`</w:t>
             </w:r>
           </w:p>
         </w:tc>
@@ -1690,7 +1690,7 @@
                 <w:rFonts w:ascii="宋体" w:hAnsi="宋体" w:eastAsia="宋体"/>
                 <w:sz w:val="21"/>
               </w:rPr>
-              <w:t>`providerOrderExtras`</w:t>
+              <w:t>业务数据</w:t>
             </w:r>
           </w:p>
         </w:tc>
@@ -1704,7 +1704,7 @@
                 <w:rFonts w:ascii="宋体" w:hAnsi="宋体" w:eastAsia="宋体"/>
                 <w:sz w:val="21"/>
               </w:rPr>
-              <w:t>`mobile-app.js`</w:t>
+              <w:t>页面逻辑</w:t>
             </w:r>
           </w:p>
         </w:tc>
@@ -1748,7 +1748,7 @@
                 <w:rFonts w:ascii="宋体" w:hAnsi="宋体" w:eastAsia="宋体"/>
                 <w:sz w:val="21"/>
               </w:rPr>
-              <w:t>`mobile-app.js`</w:t>
+              <w:t>页面逻辑</w:t>
             </w:r>
           </w:p>
         </w:tc>
